--- a/public/documentos-templates/mision-la-gavia/anexo-d-mantenimiento.docx
+++ b/public/documentos-templates/mision-la-gavia/anexo-d-mantenimiento.docx
@@ -83,7 +83,7 @@
           <w:sz w:val="21"/>
           <w:szCs w:val="21"/>
         </w:rPr>
-        <w:t>3 de marzo 2026</w:t>
+        <w:t>{fecha_hoy}</w:t>
       </w:r>
     </w:p>
     <w:p>
@@ -158,7 +158,7 @@
           <w:sz w:val="22"/>
           <w:szCs w:val="22"/>
         </w:rPr>
-        <w:t>ANA GUADALUPE ESCOBAR MIRABENT</w:t>
+        <w:t>{cliente_nombre}</w:t>
       </w:r>
       <w:r>
         <w:rPr>
@@ -396,7 +396,7 @@
           <w:sz w:val="21"/>
           <w:szCs w:val="21"/>
         </w:rPr>
-        <w:t>R-202</w:t>
+        <w:t>{unidad_numero}</w:t>
       </w:r>
       <w:r>
         <w:rPr>

--- a/public/documentos-templates/mision-la-gavia/anexo-d-mantenimiento.docx
+++ b/public/documentos-templates/mision-la-gavia/anexo-d-mantenimiento.docx
@@ -84,6 +84,9 @@
           <w:szCs w:val="21"/>
         </w:rPr>
         <w:t>{fecha_hoy}</w:t>
+        <w:t xml:space="preserve"/>
+        <w:t/>
+        <w:t xml:space="preserve"/>
       </w:r>
     </w:p>
     <w:p>
@@ -386,53 +389,16 @@
           <w:sz w:val="21"/>
           <w:szCs w:val="21"/>
         </w:rPr>
-        <w:t xml:space="preserve">del Departamento </w:t>
-      </w:r>
-      <w:r>
-        <w:rPr>
-          <w:rFonts w:asciiTheme="majorHAnsi" w:hAnsiTheme="majorHAnsi"/>
-          <w:b/>
-          <w:bCs/>
-          <w:sz w:val="21"/>
-          <w:szCs w:val="21"/>
-        </w:rPr>
-        <w:t>{unidad_numero}</w:t>
-      </w:r>
-      <w:r>
-        <w:rPr>
-          <w:rFonts w:asciiTheme="majorHAnsi" w:hAnsiTheme="majorHAnsi"/>
-          <w:b/>
-          <w:bCs/>
-          <w:sz w:val="21"/>
-          <w:szCs w:val="21"/>
-        </w:rPr>
-        <w:t xml:space="preserve"> </w:t>
-      </w:r>
-      <w:r>
-        <w:rPr>
-          <w:rFonts w:asciiTheme="majorHAnsi" w:hAnsiTheme="majorHAnsi"/>
-          <w:sz w:val="21"/>
-          <w:szCs w:val="21"/>
-        </w:rPr>
-        <w:t>Modelo</w:t>
-      </w:r>
-      <w:r>
-        <w:rPr>
-          <w:rFonts w:asciiTheme="majorHAnsi" w:hAnsiTheme="majorHAnsi"/>
-          <w:sz w:val="21"/>
-          <w:szCs w:val="21"/>
-        </w:rPr>
-        <w:t xml:space="preserve"> </w:t>
-      </w:r>
-      <w:r>
-        <w:rPr>
-          <w:rFonts w:asciiTheme="majorHAnsi" w:hAnsiTheme="majorHAnsi"/>
-          <w:b/>
-          <w:bCs/>
-          <w:sz w:val="21"/>
-          <w:szCs w:val="21"/>
-        </w:rPr>
-        <w:t>2R</w:t>
+        <w:t xml:space="preserve">del Departamento {unidad_numero} {modelo_planta}</w:t>
+        <w:t/>
+        <w:t/>
+        <w:t/>
+        <w:t/>
+        <w:t/>
+        <w:t xml:space="preserve"/>
+        <w:t xml:space="preserve"/>
+        <w:t/>
+        <w:t/>
       </w:r>
       <w:r>
         <w:rPr>
@@ -491,7 +457,23 @@
           <w:sz w:val="21"/>
           <w:szCs w:val="21"/>
         </w:rPr>
-        <w:t xml:space="preserve">mensual de </w:t>
+        <w:t xml:space="preserve">mensual </w:t>
+      </w:r>
+      <w:r>
+        <w:rPr>
+          <w:rFonts w:asciiTheme="majorHAnsi" w:hAnsiTheme="majorHAnsi"/>
+          <w:sz w:val="21"/>
+          <w:szCs w:val="21"/>
+        </w:rPr>
+        <w:t xml:space="preserve">aproximada </w:t>
+      </w:r>
+      <w:r>
+        <w:rPr>
+          <w:rFonts w:asciiTheme="majorHAnsi" w:hAnsiTheme="majorHAnsi"/>
+          <w:sz w:val="21"/>
+          <w:szCs w:val="21"/>
+        </w:rPr>
+        <w:t xml:space="preserve">de </w:t>
       </w:r>
       <w:r>
         <w:rPr>
@@ -523,15 +505,8 @@
           <w:sz w:val="21"/>
           <w:szCs w:val="21"/>
         </w:rPr>
-        <w:t>$</w:t>
-      </w:r>
-      <w:r>
-        <w:rPr>
-          <w:rFonts w:asciiTheme="majorHAnsi" w:hAnsiTheme="majorHAnsi"/>
-          <w:sz w:val="21"/>
-          <w:szCs w:val="21"/>
-        </w:rPr>
-        <w:t>________________</w:t>
+        <w:t>{cuota_mantenimiento}</w:t>
+        <w:t/>
       </w:r>
       <w:r>
         <w:rPr>
@@ -547,23 +522,9 @@
           <w:sz w:val="21"/>
           <w:szCs w:val="21"/>
         </w:rPr>
-        <w:t>________________</w:t>
-      </w:r>
-      <w:r>
-        <w:rPr>
-          <w:rFonts w:asciiTheme="majorHAnsi" w:hAnsiTheme="majorHAnsi"/>
-          <w:sz w:val="21"/>
-          <w:szCs w:val="21"/>
-        </w:rPr>
-        <w:t xml:space="preserve"> </w:t>
-      </w:r>
-      <w:r>
-        <w:rPr>
-          <w:rFonts w:asciiTheme="majorHAnsi" w:hAnsiTheme="majorHAnsi"/>
-          <w:sz w:val="21"/>
-          <w:szCs w:val="21"/>
-        </w:rPr>
-        <w:t>pesos 00/100 MN</w:t>
+        <w:t>{cuota_mantenimiento_letra}</w:t>
+        <w:t xml:space="preserve"/>
+        <w:t/>
       </w:r>
       <w:r>
         <w:rPr>
@@ -3190,6 +3151,7 @@
     <w:sig w:usb0="E00006FF" w:usb1="420024FF" w:usb2="02000000" w:usb3="00000000" w:csb0="0000019F" w:csb1="00000000"/>
   </w:font>
   <w:font w:name="Lucida Grande">
+    <w:altName w:val="Segoe UI"/>
     <w:charset w:val="00"/>
     <w:family w:val="swiss"/>
     <w:pitch w:val="variable"/>
@@ -3240,10 +3202,12 @@
     <w:rsidRoot w:val="003B4362"/>
     <w:rsid w:val="00031B84"/>
     <w:rsid w:val="0005371E"/>
+    <w:rsid w:val="0014362D"/>
     <w:rsid w:val="001811EF"/>
     <w:rsid w:val="00182744"/>
     <w:rsid w:val="0019112F"/>
     <w:rsid w:val="00193107"/>
+    <w:rsid w:val="00220113"/>
     <w:rsid w:val="002360B6"/>
     <w:rsid w:val="002A2B81"/>
     <w:rsid w:val="002F1475"/>
@@ -3251,7 +3215,9 @@
     <w:rsid w:val="00345835"/>
     <w:rsid w:val="00365B7E"/>
     <w:rsid w:val="003B4362"/>
+    <w:rsid w:val="003F0B3B"/>
     <w:rsid w:val="004417A5"/>
+    <w:rsid w:val="00457B92"/>
     <w:rsid w:val="004D2D69"/>
     <w:rsid w:val="00530E4E"/>
     <w:rsid w:val="00562E4A"/>
@@ -3269,11 +3235,13 @@
     <w:rsid w:val="00983437"/>
     <w:rsid w:val="00A436DF"/>
     <w:rsid w:val="00A76215"/>
+    <w:rsid w:val="00AD1388"/>
     <w:rsid w:val="00AF05D9"/>
     <w:rsid w:val="00B967DC"/>
     <w:rsid w:val="00CC2A0A"/>
     <w:rsid w:val="00D27472"/>
     <w:rsid w:val="00D62E73"/>
+    <w:rsid w:val="00E0255B"/>
     <w:rsid w:val="00E02CE4"/>
     <w:rsid w:val="00E47C99"/>
     <w:rsid w:val="00EB7980"/>
